--- a/docs/ecostats_lectures/lecture_19/19_01_lecture_powerpoint.docx
+++ b/docs/ecostats_lectures/lecture_19/19_01_lecture_powerpoint.docx
@@ -115,13 +115,7 @@
         <w:pStyle w:val="FirstParagraph"/>
       </w:pPr>
       <w:r>
-        <w:t xml:space="preserve">We’ll explore the relationship between body length and sexual maturity</w:t>
-      </w:r>
-      <w:r>
-        <w:t xml:space="preserve"> </w:t>
-      </w:r>
-      <w:r>
-        <w:t xml:space="preserve">in female lizards -</w:t>
+        <w:t xml:space="preserve">We’ll explore the relationship between body length and sexual maturity in female lizards -</w:t>
       </w:r>
       <w:r>
         <w:t xml:space="preserve"> </w:t>
@@ -134,13 +128,7 @@
         <w:t xml:space="preserve">Response variable</w:t>
       </w:r>
       <w:r>
-        <w:t xml:space="preserve">: Sexual maturity (mature: 1 =</w:t>
-      </w:r>
-      <w:r>
-        <w:t xml:space="preserve"> </w:t>
-      </w:r>
-      <w:r>
-        <w:t xml:space="preserve">yes, 0 = no) -</w:t>
+        <w:t xml:space="preserve">: Sexual maturity (mature: 1 = yes, 0 = no) -</w:t>
       </w:r>
       <w:r>
         <w:t xml:space="preserve"> </w:t>
@@ -166,13 +154,7 @@
         <w:t xml:space="preserve">Question</w:t>
       </w:r>
       <w:r>
-        <w:t xml:space="preserve">:</w:t>
-      </w:r>
-      <w:r>
-        <w:t xml:space="preserve"> </w:t>
-      </w:r>
-      <w:r>
-        <w:t xml:space="preserve">Can we predict the probability of sexual maturity from body size?</w:t>
+        <w:t xml:space="preserve">: Can we predict the probability of sexual maturity from body size?</w:t>
       </w:r>
     </w:p>
     <w:bookmarkEnd w:id="21"/>
@@ -222,13 +204,7 @@
         </w:numPr>
       </w:pPr>
       <w:r>
-        <w:t xml:space="preserve">Uses Generalized Linear Models (GLM) instead of General Linear</w:t>
-      </w:r>
-      <w:r>
-        <w:t xml:space="preserve"> </w:t>
-      </w:r>
-      <w:r>
-        <w:t xml:space="preserve">Models</w:t>
+        <w:t xml:space="preserve">Uses Generalized Linear Models (GLM) instead of General Linear Models</w:t>
       </w:r>
     </w:p>
     <w:bookmarkEnd w:id="22"/>
@@ -451,13 +427,7 @@
         <w:pStyle w:val="FirstParagraph"/>
       </w:pPr>
       <w:r>
-        <w:t xml:space="preserve">Let’s visualize how body length differs between sexually mature and</w:t>
-      </w:r>
-      <w:r>
-        <w:t xml:space="preserve"> </w:t>
-      </w:r>
-      <w:r>
-        <w:t xml:space="preserve">immature lizards:</w:t>
+        <w:t xml:space="preserve">Let’s visualize how body length differs between sexually mature and immature lizards:</w:t>
       </w:r>
     </w:p>
     <w:p>
@@ -790,7 +760,7 @@
       <w:r>
         <w:drawing>
           <wp:inline>
-            <wp:extent cx="5943600" cy="3782290"/>
+            <wp:extent cx="2743200" cy="2743200"/>
             <wp:effectExtent b="0" l="0" r="0" t="0"/>
             <wp:docPr descr="" title="" id="26" name="Picture"/>
             <a:graphic>
@@ -811,7 +781,7 @@
                   <pic:spPr bwMode="auto">
                     <a:xfrm>
                       <a:off x="0" y="0"/>
-                      <a:ext cx="5943600" cy="3782290"/>
+                      <a:ext cx="2743200" cy="2743200"/>
                     </a:xfrm>
                     <a:prstGeom prst="rect">
                       <a:avLst/>
@@ -951,13 +921,7 @@
         <w:t xml:space="preserve"> </w:t>
       </w:r>
       <w:r>
-        <w:t xml:space="preserve">but requires specifying the</w:t>
-      </w:r>
-      <w:r>
-        <w:t xml:space="preserve"> </w:t>
-      </w:r>
-      <w:r>
-        <w:t xml:space="preserve">distribution family:</w:t>
+        <w:t xml:space="preserve">but requires specifying the distribution family:</w:t>
       </w:r>
     </w:p>
     <w:p>
@@ -1290,13 +1254,7 @@
         <w:t xml:space="preserve">Slope (β₁)</w:t>
       </w:r>
       <w:r>
-        <w:t xml:space="preserve">: 0.2503 - Change in log-odds for each 1 cm increase</w:t>
-      </w:r>
-      <w:r>
-        <w:t xml:space="preserve"> </w:t>
-      </w:r>
-      <w:r>
-        <w:t xml:space="preserve">in length</w:t>
+        <w:t xml:space="preserve">: 0.2503 - Change in log-odds for each 1 cm increase in length</w:t>
       </w:r>
     </w:p>
     <w:bookmarkEnd w:id="32"/>
@@ -1368,19 +1326,7 @@
         <w:pStyle w:val="FirstParagraph"/>
       </w:pPr>
       <w:r>
-        <w:t xml:space="preserve">The positive slope (0.2503) indicates: - Longer lizards are more likely</w:t>
-      </w:r>
-      <w:r>
-        <w:t xml:space="preserve"> </w:t>
-      </w:r>
-      <w:r>
-        <w:t xml:space="preserve">to be sexually mature - For each 1 cm increase in length, the log-odds</w:t>
-      </w:r>
-      <w:r>
-        <w:t xml:space="preserve"> </w:t>
-      </w:r>
-      <w:r>
-        <w:t xml:space="preserve">of maturity increase by 0.2503</w:t>
+        <w:t xml:space="preserve">The positive slope (0.2503) indicates: - Longer lizards are more likely to be sexually mature - For each 1 cm increase in length, the log-odds of maturity increase by 0.2503</w:t>
       </w:r>
     </w:p>
     <w:bookmarkEnd w:id="34"/>
@@ -2423,7 +2369,7 @@
       <w:r>
         <w:drawing>
           <wp:inline>
-            <wp:extent cx="5943600" cy="3782290"/>
+            <wp:extent cx="2743200" cy="2743200"/>
             <wp:effectExtent b="0" l="0" r="0" t="0"/>
             <wp:docPr descr="" title="" id="40" name="Picture"/>
             <a:graphic>
@@ -2444,7 +2390,7 @@
                   <pic:spPr bwMode="auto">
                     <a:xfrm>
                       <a:off x="0" y="0"/>
-                      <a:ext cx="5943600" cy="3782290"/>
+                      <a:ext cx="2743200" cy="2743200"/>
                     </a:xfrm>
                     <a:prstGeom prst="rect">
                       <a:avLst/>
@@ -2554,13 +2500,7 @@
         <w:pStyle w:val="FirstParagraph"/>
       </w:pPr>
       <w:r>
-        <w:t xml:space="preserve">Let’s predict the probability of sexual maturity for specific lizard</w:t>
-      </w:r>
-      <w:r>
-        <w:t xml:space="preserve"> </w:t>
-      </w:r>
-      <w:r>
-        <w:t xml:space="preserve">sizes:</w:t>
+        <w:t xml:space="preserve">Let’s predict the probability of sexual maturity for specific lizard sizes:</w:t>
       </w:r>
     </w:p>
     <w:p>
@@ -3095,13 +3035,7 @@
         <w:pStyle w:val="FirstParagraph"/>
       </w:pPr>
       <w:r>
-        <w:t xml:space="preserve">Unlike linear regression, logistic regression doesn’t have a traditional</w:t>
-      </w:r>
-      <w:r>
-        <w:t xml:space="preserve"> </w:t>
-      </w:r>
-      <w:r>
-        <w:t xml:space="preserve">R². We use pseudo-R² instead:</w:t>
+        <w:t xml:space="preserve">Unlike linear regression, logistic regression doesn’t have a traditional R². We use pseudo-R² instead:</w:t>
       </w:r>
     </w:p>
     <w:p>
@@ -3270,13 +3204,7 @@
         <w:pStyle w:val="FirstParagraph"/>
       </w:pPr>
       <w:r>
-        <w:t xml:space="preserve">Values around 0.4-0.5 indicate moderate to good fit. Our model explains</w:t>
-      </w:r>
-      <w:r>
-        <w:t xml:space="preserve"> </w:t>
-      </w:r>
-      <w:r>
-        <w:t xml:space="preserve">approximately 40-50% of the variation in sexual maturity status.</w:t>
+        <w:t xml:space="preserve">Values around 0.4-0.5 indicate moderate to good fit. Our model explains approximately 40-50% of the variation in sexual maturity status.</w:t>
       </w:r>
     </w:p>
     <w:bookmarkEnd w:id="49"/>
@@ -3981,7 +3909,7 @@
       <w:r>
         <w:drawing>
           <wp:inline>
-            <wp:extent cx="5943600" cy="3782290"/>
+            <wp:extent cx="2743200" cy="2743200"/>
             <wp:effectExtent b="0" l="0" r="0" t="0"/>
             <wp:docPr descr="" title="" id="52" name="Picture"/>
             <a:graphic>
@@ -4002,7 +3930,7 @@
                   <pic:spPr bwMode="auto">
                     <a:xfrm>
                       <a:off x="0" y="0"/>
-                      <a:ext cx="5943600" cy="3782290"/>
+                      <a:ext cx="2743200" cy="2743200"/>
                     </a:xfrm>
                     <a:prstGeom prst="rect">
                       <a:avLst/>
@@ -4227,13 +4155,7 @@
         </w:numPr>
       </w:pPr>
       <w:r>
-        <w:t xml:space="preserve">Significant positive relationship between body length and sexual</w:t>
-      </w:r>
-      <w:r>
-        <w:t xml:space="preserve"> </w:t>
-      </w:r>
-      <w:r>
-        <w:t xml:space="preserve">maturity</w:t>
+        <w:t xml:space="preserve">Significant positive relationship between body length and sexual maturity</w:t>
       </w:r>
     </w:p>
     <w:p>
@@ -4338,7 +4260,7 @@
     <w:bookmarkEnd w:id="59"/>
     <w:sectPr>
       <w:pgSz w:h="15840" w:w="12240"/>
-      <w:pgMar w:bottom="1440" w:footer="720" w:gutter="0" w:header="720" w:left="1440" w:right="1440" w:top="1440"/>
+      <w:pgMar w:bottom="720" w:footer="720" w:gutter="0" w:header="720" w:left="1152" w:right="720" w:top="720"/>
       <w:cols w:space="720"/>
       <w:docGrid w:linePitch="360"/>
     </w:sectPr>
@@ -5621,7 +5543,7 @@
     <w:basedOn w:val="Normal"/>
     <w:next w:val="Normal"/>
     <w:qFormat/>
-    <w:rsid w:val="00BC28E9"/>
+    <w:rsid w:val="00B86ADC"/>
     <w:pPr>
       <w:pBdr>
         <w:top w:color="FF0000" w:space="1" w:sz="8" w:val="single"/>
@@ -5635,14 +5557,14 @@
     </w:pPr>
     <w:rPr>
       <w:rFonts w:ascii="Courier New" w:hAnsi="Courier New"/>
-      <w:sz w:val="18"/>
+      <w:sz w:val="16"/>
     </w:rPr>
   </w:style>
   <w:style w:customStyle="1" w:styleId="SourceCode" w:type="paragraph">
     <w:name w:val="Source Code"/>
     <w:basedOn w:val="Normal"/>
     <w:qFormat/>
-    <w:rsid w:val="00771E03"/>
+    <w:rsid w:val="0018210C"/>
     <w:pPr>
       <w:pBdr>
         <w:top w:color="auto" w:space="1" w:sz="8" w:val="single"/>
@@ -5650,20 +5572,20 @@
         <w:bottom w:color="auto" w:space="1" w:sz="8" w:val="single"/>
         <w:right w:color="auto" w:space="4" w:sz="8" w:val="single"/>
       </w:pBdr>
-      <w:shd w:color="auto" w:fill="auto" w:val="pct15"/>
+      <w:shd w:color="auto" w:fill="auto" w:val="pct5"/>
       <w:spacing w:after="240" w:before="240"/>
       <w:ind w:left="432" w:right="432"/>
     </w:pPr>
     <w:rPr>
       <w:rFonts w:ascii="Courier New" w:hAnsi="Courier New"/>
-      <w:sz w:val="20"/>
+      <w:sz w:val="15"/>
     </w:rPr>
   </w:style>
   <w:style w:customStyle="1" w:styleId="Verbatim" w:type="paragraph">
     <w:name w:val="Verbatim"/>
     <w:basedOn w:val="Normal"/>
     <w:qFormat/>
-    <w:rsid w:val="00771E03"/>
+    <w:rsid w:val="0018210C"/>
     <w:pPr>
       <w:shd w:color="auto" w:fill="auto" w:val="pct15"/>
       <w:spacing w:after="240" w:before="240"/>
@@ -5671,7 +5593,7 @@
     </w:pPr>
     <w:rPr>
       <w:rFonts w:ascii="Courier New" w:hAnsi="Courier New"/>
-      <w:sz w:val="18"/>
+      <w:sz w:val="16"/>
     </w:rPr>
   </w:style>
   <w:style w:customStyle="1" w:styleId="CodeBlock" w:type="paragraph">
@@ -5714,6 +5636,11 @@
     <w:pPr>
       <w:spacing w:after="100"/>
     </w:pPr>
+  </w:style>
+  <w:style w:customStyle="1" w:styleId="Graphic" w:type="paragraph">
+    <w:name w:val="Graphic"/>
+    <w:qFormat/>
+    <w:rsid w:val="00735D8A"/>
   </w:style>
   <w:style w:type="character" w:customStyle="1" w:styleId="KeywordTok">
     <w:name w:val="KeywordTok"/>

--- a/docs/ecostats_lectures/lecture_19/19_01_lecture_powerpoint.docx
+++ b/docs/ecostats_lectures/lecture_19/19_01_lecture_powerpoint.docx
@@ -115,7 +115,13 @@
         <w:pStyle w:val="FirstParagraph"/>
       </w:pPr>
       <w:r>
-        <w:t xml:space="preserve">We’ll explore the relationship between body length and sexual maturity in female lizards -</w:t>
+        <w:t xml:space="preserve">We’ll explore the relationship between body length and sexual maturity</w:t>
+      </w:r>
+      <w:r>
+        <w:t xml:space="preserve"> </w:t>
+      </w:r>
+      <w:r>
+        <w:t xml:space="preserve">in female lizards -</w:t>
       </w:r>
       <w:r>
         <w:t xml:space="preserve"> </w:t>
@@ -128,7 +134,13 @@
         <w:t xml:space="preserve">Response variable</w:t>
       </w:r>
       <w:r>
-        <w:t xml:space="preserve">: Sexual maturity (mature: 1 = yes, 0 = no) -</w:t>
+        <w:t xml:space="preserve">: Sexual maturity (mature: 1 =</w:t>
+      </w:r>
+      <w:r>
+        <w:t xml:space="preserve"> </w:t>
+      </w:r>
+      <w:r>
+        <w:t xml:space="preserve">yes, 0 = no) -</w:t>
       </w:r>
       <w:r>
         <w:t xml:space="preserve"> </w:t>
@@ -154,7 +166,13 @@
         <w:t xml:space="preserve">Question</w:t>
       </w:r>
       <w:r>
-        <w:t xml:space="preserve">: Can we predict the probability of sexual maturity from body size?</w:t>
+        <w:t xml:space="preserve">:</w:t>
+      </w:r>
+      <w:r>
+        <w:t xml:space="preserve"> </w:t>
+      </w:r>
+      <w:r>
+        <w:t xml:space="preserve">Can we predict the probability of sexual maturity from body size?</w:t>
       </w:r>
     </w:p>
     <w:bookmarkEnd w:id="21"/>
@@ -204,7 +222,13 @@
         </w:numPr>
       </w:pPr>
       <w:r>
-        <w:t xml:space="preserve">Uses Generalized Linear Models (GLM) instead of General Linear Models</w:t>
+        <w:t xml:space="preserve">Uses Generalized Linear Models (GLM) instead of General Linear</w:t>
+      </w:r>
+      <w:r>
+        <w:t xml:space="preserve"> </w:t>
+      </w:r>
+      <w:r>
+        <w:t xml:space="preserve">Models</w:t>
       </w:r>
     </w:p>
     <w:bookmarkEnd w:id="22"/>
@@ -427,7 +451,13 @@
         <w:pStyle w:val="FirstParagraph"/>
       </w:pPr>
       <w:r>
-        <w:t xml:space="preserve">Let’s visualize how body length differs between sexually mature and immature lizards:</w:t>
+        <w:t xml:space="preserve">Let’s visualize how body length differs between sexually mature and</w:t>
+      </w:r>
+      <w:r>
+        <w:t xml:space="preserve"> </w:t>
+      </w:r>
+      <w:r>
+        <w:t xml:space="preserve">immature lizards:</w:t>
       </w:r>
     </w:p>
     <w:p>
@@ -921,7 +951,13 @@
         <w:t xml:space="preserve"> </w:t>
       </w:r>
       <w:r>
-        <w:t xml:space="preserve">but requires specifying the distribution family:</w:t>
+        <w:t xml:space="preserve">but requires specifying the</w:t>
+      </w:r>
+      <w:r>
+        <w:t xml:space="preserve"> </w:t>
+      </w:r>
+      <w:r>
+        <w:t xml:space="preserve">distribution family:</w:t>
       </w:r>
     </w:p>
     <w:p>
@@ -1254,7 +1290,13 @@
         <w:t xml:space="preserve">Slope (β₁)</w:t>
       </w:r>
       <w:r>
-        <w:t xml:space="preserve">: 0.2503 - Change in log-odds for each 1 cm increase in length</w:t>
+        <w:t xml:space="preserve">: 0.2503 - Change in log-odds for each 1 cm increase</w:t>
+      </w:r>
+      <w:r>
+        <w:t xml:space="preserve"> </w:t>
+      </w:r>
+      <w:r>
+        <w:t xml:space="preserve">in length</w:t>
       </w:r>
     </w:p>
     <w:bookmarkEnd w:id="32"/>
@@ -1326,7 +1368,19 @@
         <w:pStyle w:val="FirstParagraph"/>
       </w:pPr>
       <w:r>
-        <w:t xml:space="preserve">The positive slope (0.2503) indicates: - Longer lizards are more likely to be sexually mature - For each 1 cm increase in length, the log-odds of maturity increase by 0.2503</w:t>
+        <w:t xml:space="preserve">The positive slope (0.2503) indicates: - Longer lizards are more likely</w:t>
+      </w:r>
+      <w:r>
+        <w:t xml:space="preserve"> </w:t>
+      </w:r>
+      <w:r>
+        <w:t xml:space="preserve">to be sexually mature - For each 1 cm increase in length, the log-odds</w:t>
+      </w:r>
+      <w:r>
+        <w:t xml:space="preserve"> </w:t>
+      </w:r>
+      <w:r>
+        <w:t xml:space="preserve">of maturity increase by 0.2503</w:t>
       </w:r>
     </w:p>
     <w:bookmarkEnd w:id="34"/>
@@ -2500,7 +2554,13 @@
         <w:pStyle w:val="FirstParagraph"/>
       </w:pPr>
       <w:r>
-        <w:t xml:space="preserve">Let’s predict the probability of sexual maturity for specific lizard sizes:</w:t>
+        <w:t xml:space="preserve">Let’s predict the probability of sexual maturity for specific lizard</w:t>
+      </w:r>
+      <w:r>
+        <w:t xml:space="preserve"> </w:t>
+      </w:r>
+      <w:r>
+        <w:t xml:space="preserve">sizes:</w:t>
       </w:r>
     </w:p>
     <w:p>
@@ -3035,7 +3095,13 @@
         <w:pStyle w:val="FirstParagraph"/>
       </w:pPr>
       <w:r>
-        <w:t xml:space="preserve">Unlike linear regression, logistic regression doesn’t have a traditional R². We use pseudo-R² instead:</w:t>
+        <w:t xml:space="preserve">Unlike linear regression, logistic regression doesn’t have a traditional</w:t>
+      </w:r>
+      <w:r>
+        <w:t xml:space="preserve"> </w:t>
+      </w:r>
+      <w:r>
+        <w:t xml:space="preserve">R². We use pseudo-R² instead:</w:t>
       </w:r>
     </w:p>
     <w:p>
@@ -3204,7 +3270,13 @@
         <w:pStyle w:val="FirstParagraph"/>
       </w:pPr>
       <w:r>
-        <w:t xml:space="preserve">Values around 0.4-0.5 indicate moderate to good fit. Our model explains approximately 40-50% of the variation in sexual maturity status.</w:t>
+        <w:t xml:space="preserve">Values around 0.4-0.5 indicate moderate to good fit. Our model explains</w:t>
+      </w:r>
+      <w:r>
+        <w:t xml:space="preserve"> </w:t>
+      </w:r>
+      <w:r>
+        <w:t xml:space="preserve">approximately 40-50% of the variation in sexual maturity status.</w:t>
       </w:r>
     </w:p>
     <w:bookmarkEnd w:id="49"/>
@@ -4155,7 +4227,13 @@
         </w:numPr>
       </w:pPr>
       <w:r>
-        <w:t xml:space="preserve">Significant positive relationship between body length and sexual maturity</w:t>
+        <w:t xml:space="preserve">Significant positive relationship between body length and sexual</w:t>
+      </w:r>
+      <w:r>
+        <w:t xml:space="preserve"> </w:t>
+      </w:r>
+      <w:r>
+        <w:t xml:space="preserve">maturity</w:t>
       </w:r>
     </w:p>
     <w:p>
